--- a/MANUSCRIPT.docx
+++ b/MANUSCRIPT.docx
@@ -5066,7 +5066,7 @@
         </w:numPr>
       </w:pPr>
       <w:r>
-        <w:t xml:space="preserve">Python and R packages available for review at [anonymous GitHub review link]. Public release and Zenodo DOI upon acceptance.</w:t>
+        <w:t xml:space="preserve">Python and R packages at https://github.com/xutaoguo55/pgaa and as supplementary code accompanying this submission. Public release upon acceptance.</w:t>
       </w:r>
     </w:p>
     <w:p>

--- a/MANUSCRIPT.docx
+++ b/MANUSCRIPT.docx
@@ -26,37 +26,37 @@
         <w:t xml:space="preserve">: Xiaolei Wei</w:t>
       </w:r>
       <w:r>
+        <w:t xml:space="preserve">1†</w:t>
+      </w:r>
+      <w:r>
+        <w:t xml:space="preserve">, Haiqing Zheng</w:t>
+      </w:r>
+      <w:r>
         <w:t xml:space="preserve">2†</w:t>
       </w:r>
       <w:r>
-        <w:t xml:space="preserve">, Haiqing Zheng</w:t>
-      </w:r>
-      <w:r>
-        <w:t xml:space="preserve">1†</w:t>
-      </w:r>
-      <w:r>
         <w:t xml:space="preserve">, Junwei Huang</w:t>
       </w:r>
       <w:r>
-        <w:t xml:space="preserve">2†</w:t>
+        <w:t xml:space="preserve">3†</w:t>
       </w:r>
       <w:r>
         <w:t xml:space="preserve">, Qi Wei</w:t>
       </w:r>
       <w:r>
-        <w:t xml:space="preserve">2</w:t>
+        <w:t xml:space="preserve">1</w:t>
       </w:r>
       <w:r>
         <w:t xml:space="preserve">, Yongqiang Wei</w:t>
       </w:r>
       <w:r>
-        <w:t xml:space="preserve">2</w:t>
+        <w:t xml:space="preserve">1</w:t>
       </w:r>
       <w:r>
         <w:t xml:space="preserve">, Ru Feng</w:t>
       </w:r>
       <w:r>
-        <w:t xml:space="preserve">2</w:t>
+        <w:t xml:space="preserve">1</w:t>
       </w:r>
       <w:r>
         <w:t xml:space="preserve">, Xutao Guo</w:t>
@@ -5066,7 +5066,7 @@
         </w:numPr>
       </w:pPr>
       <w:r>
-        <w:t xml:space="preserve">Python and R packages at https://github.com/xutaoguo55/pgaa and as supplementary code accompanying this submission. Public release upon acceptance.</w:t>
+        <w:t xml:space="preserve">Supplementary software (Python and R packages) supplied with this submission. The corresponding GitHub repository (https://github.com/xutaoguo55/pgaa) will be made public upon acceptance or upon editor request during review.</w:t>
       </w:r>
     </w:p>
     <w:p>

--- a/MANUSCRIPT.docx
+++ b/MANUSCRIPT.docx
@@ -143,7 +143,7 @@
         <w:pStyle w:val="FirstParagraph"/>
       </w:pPr>
       <w:r>
-        <w:t xml:space="preserve">Perturb-seq screens test thousands of gene–gene relationships, but existing tools detect primarily mean expression shifts. CRISPRa and weak-effect perturbations can produce bimodal responses—only a subset of cells respond—leaving mean expression unchanged despite downstream biology. We present PGAA, a distribution-aware testing framework for Perturb-seq that combines a Wasserstein distance test with a persistent homology test for detecting bimodal expression patterns. On five observational datasets, the Wasserstein test recovers known pathway markers with 2.1–5.8× enrichment (AUROC 0.87). On Norman 2019 CEBPE CRISPRa, where the Wasserstein test and SCEPTRE show no signal for the known target ELANE (rank 1660 and 1761), the persistence test ranks ELANE at position 56—a 30-fold improvement. A 6-perturbation calibration study and a 63-condition simulation document each test’s operating characteristics, including a hyperparameter sensitivity analysis that reveals strong dependence of the persistence test on histogram bin count. Python and R implementations are available at https://github.com/xutaoguo55/pgaa, with benchmarks reproducible from public data (GSE133344, GSE111014, GSE167363, GSE159117, GSE116222).</w:t>
+        <w:t xml:space="preserve">Perturb-seq screens test thousands of gene–gene relationships, but existing tools detect primarily mean expression shifts. CRISPRa and weak-effect perturbations can produce bimodal responses—only a subset of cells respond—leaving mean expression unchanged despite downstream biology. We present PGAA, a distribution-aware testing framework for Perturb-seq that combines a Wasserstein distance test with a persistent homology test for detecting bimodal expression patterns. On five observational datasets, the Wasserstein test recovers known pathway markers with 2.1–5.8× enrichment (AUROC 0.87). On Norman 2019 CEBPE CRISPRa, where the Wasserstein test and SCEPTRE show no signal for the known target ELANE (rank 1660 and 1761), the persistence test ranks ELANE at position 56—a 30-fold improvement. An independent Adamson 2016 UPR CRISPRi benchmark further supports generalization to loss-of-function perturbations (Wasserstein AUROC 0.786, persistence AUROC 0.748 across five targets), while a six-perturbation calibration study and a 63-condition simulation define the operating regimes and limitations of each statistic. Python and R implementations are available at https://github.com/xutaoguo55/pgaa, with benchmarks reproducible from public data (GSE133344, GSE111014, GSE167363, GSE159117, GSE116222).</w:t>
       </w:r>
     </w:p>
     <w:p>
@@ -2751,6 +2751,28 @@
       </w:r>
       <w:r>
         <w:t xml:space="preserve">(GSE133344; 111,668 K562 cells): the primary real Perturb-seq dataset. Six single-gene CRISPRa perturbations: CEBPE (566 cells), KLF1 (1197), SLC4A1 (1000), BAK1 (687), DUSP9 (731), CBL (663). Known CEBPE downstream targets: ELANE, AZU1, MPO, LYZ, CTSG, GFI1, PRTN3, DEFA1, RNASE2. We use 3× matched NegCtrl cells (1,698 of 11,855 available) as controls.</w:t>
+      </w:r>
+    </w:p>
+    <w:p>
+      <w:pPr>
+        <w:pStyle w:val="Compact"/>
+        <w:numPr>
+          <w:ilvl w:val="0"/>
+          <w:numId w:val="1002"/>
+        </w:numPr>
+      </w:pPr>
+      <w:r>
+        <w:rPr>
+          <w:b/>
+          <w:bCs/>
+        </w:rPr>
+        <w:t xml:space="preserve">Adamson 2016</w:t>
+      </w:r>
+      <w:r>
+        <w:t xml:space="preserve"> </w:t>
+      </w:r>
+      <w:r>
+        <w:t xml:space="preserve">(GSE90546; K562 cells, CRISPRi UPR screen): 5,680 cells after QC. Five sgRNAs targeting UPR genes (SPI1, ZNF326, BHLHE40, CREB1, DDIT3; 468–686 cells each) selected a priori based on UPR annotation, with 1,759 non-targeting controls. Gold standard: 22 UPR pathway genes (IRE1, PERK, ATF6 branches, ERAD; Supplementary Table S7), 13 present in HVGs.</w:t>
       </w:r>
     </w:p>
     <w:p>

--- a/MANUSCRIPT.docx
+++ b/MANUSCRIPT.docx
@@ -4500,7 +4500,7 @@
         <w:pStyle w:val="BodyText"/>
       </w:pPr>
       <w:r>
-        <w:t xml:space="preserve">Across the five perturbations, the Wasserstein test achieved a mean AUROC of 0.786 (range 0.767–0.806) for recovering known UPR genes. The persistence test achieved a mean AUROC of 0.748 (range 0.658–0.833). Notably, for BHLHE40 knockdown, the persistence test outperformed the Wasserstein test (AUROC 0.833 vs. 0.788), consistent with a bimodal transcriptional response. These perturbations were selected a priori based on their UPR annotation in the original study and a minimum cell-count threshold (≥400 cells), not based on PGAA performance.</w:t>
+        <w:t xml:space="preserve">Across the five perturbations, the Wasserstein test achieved a mean AUROC of 0.786 (range 0.767–0.806, mean AUPRC 0.0191) for recovering known UPR genes. By comparison, the Wilcoxon rank-sum test and t-test achieved mean AUROCs of 0.529 and 0.523, respectively—near random. The persistence test achieved a mean AUROC of 0.748 (range 0.658–0.833, mean AUPRC 0.0253). For the BHLHE40 knockdown, the persistence test was the strongest method overall (AUROC 0.833, AUPRC 0.0594 vs. Wasserstein AUROC 0.788), consistent with a bimodal transcriptional response. These perturbations were selected a priori based on UPR annotation in the original study and a minimum cell-count threshold (≥400 cells), not based on PGAA performance (Supplementary Table S9).</w:t>
       </w:r>
     </w:p>
     <w:p>

--- a/MANUSCRIPT.docx
+++ b/MANUSCRIPT.docx
@@ -38,7 +38,7 @@
         <w:t xml:space="preserve">, Junwei Huang</w:t>
       </w:r>
       <w:r>
-        <w:t xml:space="preserve">3†</w:t>
+        <w:t xml:space="preserve">1†</w:t>
       </w:r>
       <w:r>
         <w:t xml:space="preserve">, Qi Wei</w:t>
